--- a/Собственные варианты/Задачи на 3/Задачи на 3.docx
+++ b/Собственные варианты/Задачи на 3/Задачи на 3.docx
@@ -1,6 +1,6 @@
 
 <file path=word/document.xml><?xml version="1.0" encoding="utf-8"?>
-<w:document xmlns:wpc="http://schemas.microsoft.com/office/word/2010/wordprocessingCanvas" xmlns:cx="http://schemas.microsoft.com/office/drawing/2014/chartex" xmlns:mc="http://schemas.openxmlformats.org/markup-compatibility/2006" xmlns:o="urn:schemas-microsoft-com:office:office" xmlns:r="http://schemas.openxmlformats.org/officeDocument/2006/relationships" xmlns:m="http://schemas.openxmlformats.org/officeDocument/2006/math" xmlns:v="urn:schemas-microsoft-com:vml" xmlns:wp14="http://schemas.microsoft.com/office/word/2010/wordprocessingDrawing" xmlns:wp="http://schemas.openxmlformats.org/drawingml/2006/wordprocessingDrawing" xmlns:w10="urn:schemas-microsoft-com:office:word" xmlns:w="http://schemas.openxmlformats.org/wordprocessingml/2006/main" xmlns:w14="http://schemas.microsoft.com/office/word/2010/wordml" xmlns:w15="http://schemas.microsoft.com/office/word/2012/wordml" xmlns:w16se="http://schemas.microsoft.com/office/word/2015/wordml/symex" xmlns:wpg="http://schemas.microsoft.com/office/word/2010/wordprocessingGroup" xmlns:wpi="http://schemas.microsoft.com/office/word/2010/wordprocessingInk" xmlns:wne="http://schemas.microsoft.com/office/word/2006/wordml" xmlns:wps="http://schemas.microsoft.com/office/word/2010/wordprocessingShape" mc:Ignorable="w14 w15 w16se wp14">
+<w:document xmlns:wpc="http://schemas.microsoft.com/office/word/2010/wordprocessingCanvas" xmlns:cx="http://schemas.microsoft.com/office/drawing/2014/chartex" xmlns:cx1="http://schemas.microsoft.com/office/drawing/2015/9/8/chartex" xmlns:mc="http://schemas.openxmlformats.org/markup-compatibility/2006" xmlns:o="urn:schemas-microsoft-com:office:office" xmlns:r="http://schemas.openxmlformats.org/officeDocument/2006/relationships" xmlns:m="http://schemas.openxmlformats.org/officeDocument/2006/math" xmlns:v="urn:schemas-microsoft-com:vml" xmlns:wp14="http://schemas.microsoft.com/office/word/2010/wordprocessingDrawing" xmlns:wp="http://schemas.openxmlformats.org/drawingml/2006/wordprocessingDrawing" xmlns:w10="urn:schemas-microsoft-com:office:word" xmlns:w="http://schemas.openxmlformats.org/wordprocessingml/2006/main" xmlns:w14="http://schemas.microsoft.com/office/word/2010/wordml" xmlns:w15="http://schemas.microsoft.com/office/word/2012/wordml" xmlns:w16se="http://schemas.microsoft.com/office/word/2015/wordml/symex" xmlns:wpg="http://schemas.microsoft.com/office/word/2010/wordprocessingGroup" xmlns:wpi="http://schemas.microsoft.com/office/word/2010/wordprocessingInk" xmlns:wne="http://schemas.microsoft.com/office/word/2006/wordml" xmlns:wps="http://schemas.microsoft.com/office/word/2010/wordprocessingShape" mc:Ignorable="w14 w15 w16se wp14">
   <w:body>
     <w:p>
       <w:pPr>
@@ -271,26 +271,23 @@
         </w:rPr>
         <w:t>Ученик вычеркнул из списка название одного цвета. Заодно он вычеркнул ставшие лишними запятую и пробел –</w:t>
       </w:r>
-    </w:p>
-    <w:p>
-      <w:pPr>
-        <w:spacing w:line="240" w:lineRule="auto"/>
-        <w:jc w:val="both"/>
-        <w:rPr>
-          <w:rFonts w:ascii="Times New Roman" w:hAnsi="Times New Roman" w:cs="Times New Roman"/>
-          <w:color w:val="1F3864" w:themeColor="accent1" w:themeShade="80"/>
-          <w:sz w:val="36"/>
-          <w:szCs w:val="36"/>
-        </w:rPr>
-      </w:pPr>
-      <w:r>
-        <w:rPr>
-          <w:rFonts w:ascii="Times New Roman" w:hAnsi="Times New Roman" w:cs="Times New Roman"/>
-          <w:color w:val="1F3864" w:themeColor="accent1" w:themeShade="80"/>
-          <w:sz w:val="36"/>
-          <w:szCs w:val="36"/>
-        </w:rPr>
-        <w:t xml:space="preserve"> два пробела не должны идти подряд.</w:t>
+      <w:r>
+        <w:rPr>
+          <w:rFonts w:ascii="Times New Roman" w:hAnsi="Times New Roman" w:cs="Times New Roman"/>
+          <w:color w:val="1F3864" w:themeColor="accent1" w:themeShade="80"/>
+          <w:sz w:val="36"/>
+          <w:szCs w:val="36"/>
+        </w:rPr>
+        <w:t xml:space="preserve"> </w:t>
+      </w:r>
+      <w:r>
+        <w:rPr>
+          <w:rFonts w:ascii="Times New Roman" w:hAnsi="Times New Roman" w:cs="Times New Roman"/>
+          <w:color w:val="1F3864" w:themeColor="accent1" w:themeShade="80"/>
+          <w:sz w:val="36"/>
+          <w:szCs w:val="36"/>
+        </w:rPr>
+        <w:t>два пробела не должны идти подряд.</w:t>
       </w:r>
     </w:p>
     <w:p>
@@ -314,18 +311,15 @@
         </w:rPr>
         <w:t>При этом размер нового предложения в данной кодировке оказался</w:t>
       </w:r>
-    </w:p>
-    <w:p>
-      <w:pPr>
-        <w:spacing w:line="240" w:lineRule="auto"/>
-        <w:jc w:val="both"/>
-        <w:rPr>
-          <w:rFonts w:ascii="Times New Roman" w:hAnsi="Times New Roman" w:cs="Times New Roman"/>
-          <w:color w:val="1F3864" w:themeColor="accent1" w:themeShade="80"/>
-          <w:sz w:val="36"/>
-          <w:szCs w:val="36"/>
-        </w:rPr>
-      </w:pPr>
+      <w:r>
+        <w:rPr>
+          <w:rFonts w:ascii="Times New Roman" w:hAnsi="Times New Roman" w:cs="Times New Roman"/>
+          <w:color w:val="1F3864" w:themeColor="accent1" w:themeShade="80"/>
+          <w:sz w:val="36"/>
+          <w:szCs w:val="36"/>
+        </w:rPr>
+        <w:t xml:space="preserve"> </w:t>
+      </w:r>
       <w:r>
         <w:rPr>
           <w:rFonts w:ascii="Times New Roman" w:hAnsi="Times New Roman" w:cs="Times New Roman"/>
@@ -353,7 +347,38 @@
           <w:sz w:val="36"/>
           <w:szCs w:val="36"/>
         </w:rPr>
-        <w:t xml:space="preserve"> меньше, чем размер исходного предложения. Напишите в ответе вычеркнутое название цвета.</w:t>
+        <w:t xml:space="preserve"> меньше, чем размер исходного предложения.</w:t>
+      </w:r>
+    </w:p>
+    <w:p>
+      <w:pPr>
+        <w:spacing w:line="240" w:lineRule="auto"/>
+        <w:ind w:firstLine="708"/>
+        <w:jc w:val="both"/>
+        <w:rPr>
+          <w:rFonts w:ascii="Times New Roman" w:hAnsi="Times New Roman" w:cs="Times New Roman"/>
+          <w:color w:val="1F3864" w:themeColor="accent1" w:themeShade="80"/>
+          <w:sz w:val="36"/>
+          <w:szCs w:val="36"/>
+        </w:rPr>
+      </w:pPr>
+      <w:r>
+        <w:rPr>
+          <w:rFonts w:ascii="Times New Roman" w:hAnsi="Times New Roman" w:cs="Times New Roman"/>
+          <w:color w:val="1F3864" w:themeColor="accent1" w:themeShade="80"/>
+          <w:sz w:val="36"/>
+          <w:szCs w:val="36"/>
+        </w:rPr>
+        <w:t>Напишите в ответе вычеркнутое наз</w:t>
+      </w:r>
+      <w:r>
+        <w:rPr>
+          <w:rFonts w:ascii="Times New Roman" w:hAnsi="Times New Roman" w:cs="Times New Roman"/>
+          <w:color w:val="1F3864" w:themeColor="accent1" w:themeShade="80"/>
+          <w:sz w:val="36"/>
+          <w:szCs w:val="36"/>
+        </w:rPr>
+        <w:t>вание цвета</w:t>
       </w:r>
       <w:r>
         <w:rPr>
@@ -630,27 +655,7 @@
           <w:sz w:val="48"/>
           <w:szCs w:val="48"/>
         </w:rPr>
-        <w:t xml:space="preserve"> </w:t>
-      </w:r>
-      <w:r>
-        <w:rPr>
-          <w:rFonts w:ascii="Times New Roman" w:hAnsi="Times New Roman" w:cs="Times New Roman"/>
-          <w:b/>
-          <w:color w:val="1F3864" w:themeColor="accent1" w:themeShade="80"/>
-          <w:sz w:val="48"/>
-          <w:szCs w:val="48"/>
-        </w:rPr>
-        <w:t>7</w:t>
-      </w:r>
-      <w:r>
-        <w:rPr>
-          <w:rFonts w:ascii="Times New Roman" w:hAnsi="Times New Roman" w:cs="Times New Roman"/>
-          <w:b/>
-          <w:color w:val="1F3864" w:themeColor="accent1" w:themeShade="80"/>
-          <w:sz w:val="48"/>
-          <w:szCs w:val="48"/>
-        </w:rPr>
-        <w:t>, ОГЭ</w:t>
+        <w:t xml:space="preserve"> 7, ОГЭ</w:t>
       </w:r>
       <w:r>
         <w:rPr>
@@ -1088,6 +1093,7 @@
           <w:color w:val="1F3864" w:themeColor="accent1" w:themeShade="80"/>
           <w:sz w:val="36"/>
           <w:szCs w:val="36"/>
+          <w:lang w:val="en-US"/>
         </w:rPr>
         <w:t>://</w:t>
       </w:r>
@@ -1101,6 +1107,7 @@
           <w:color w:val="1F3864" w:themeColor="accent1" w:themeShade="80"/>
           <w:sz w:val="36"/>
           <w:szCs w:val="36"/>
+          <w:lang w:val="en-US"/>
         </w:rPr>
       </w:pPr>
       <w:r>
@@ -1230,6 +1237,7 @@
           <w:color w:val="1F3864" w:themeColor="accent1" w:themeShade="80"/>
           <w:sz w:val="40"/>
           <w:szCs w:val="40"/>
+          <w:lang w:val="en-US"/>
         </w:rPr>
       </w:pPr>
       <w:r>
@@ -1311,6 +1319,7 @@
           <w:color w:val="1F3864" w:themeColor="accent1" w:themeShade="80"/>
           <w:sz w:val="40"/>
           <w:szCs w:val="40"/>
+          <w:lang w:val="en-US"/>
         </w:rPr>
         <w:br w:type="page"/>
       </w:r>
@@ -1738,27 +1747,7 @@
           <w:sz w:val="48"/>
           <w:szCs w:val="48"/>
         </w:rPr>
-        <w:t xml:space="preserve"> 1</w:t>
-      </w:r>
-      <w:r>
-        <w:rPr>
-          <w:rFonts w:ascii="Times New Roman" w:hAnsi="Times New Roman" w:cs="Times New Roman"/>
-          <w:b/>
-          <w:color w:val="1F3864" w:themeColor="accent1" w:themeShade="80"/>
-          <w:sz w:val="48"/>
-          <w:szCs w:val="48"/>
-        </w:rPr>
-        <w:t>0</w:t>
-      </w:r>
-      <w:r>
-        <w:rPr>
-          <w:rFonts w:ascii="Times New Roman" w:hAnsi="Times New Roman" w:cs="Times New Roman"/>
-          <w:b/>
-          <w:color w:val="1F3864" w:themeColor="accent1" w:themeShade="80"/>
-          <w:sz w:val="48"/>
-          <w:szCs w:val="48"/>
-        </w:rPr>
-        <w:t>, ОГЭ</w:t>
+        <w:t xml:space="preserve"> 10, ОГЭ</w:t>
       </w:r>
       <w:r>
         <w:rPr>
@@ -1800,6 +1789,7 @@
         <w:jc w:val="both"/>
         <w:rPr>
           <w:rFonts w:ascii="Times New Roman" w:eastAsiaTheme="minorEastAsia" w:hAnsi="Times New Roman" w:cs="Times New Roman"/>
+          <w:b/>
           <w:color w:val="1F3864" w:themeColor="accent1" w:themeShade="80"/>
           <w:sz w:val="36"/>
           <w:szCs w:val="36"/>
@@ -1812,6 +1802,7 @@
               <m:ctrlPr>
                 <w:rPr>
                   <w:rFonts w:ascii="Cambria Math" w:hAnsi="Cambria Math" w:cs="Times New Roman"/>
+                  <w:b/>
                   <w:i/>
                   <w:color w:val="1F3864" w:themeColor="accent1" w:themeShade="80"/>
                   <w:sz w:val="36"/>
@@ -1821,6 +1812,9 @@
             </m:sSubPr>
             <m:e>
               <m:r>
+                <m:rPr>
+                  <m:sty m:val="bi"/>
+                </m:rPr>
                 <w:rPr>
                   <w:rFonts w:ascii="Cambria Math" w:hAnsi="Cambria Math" w:cs="Times New Roman"/>
                   <w:color w:val="1F3864" w:themeColor="accent1" w:themeShade="80"/>
@@ -1832,6 +1826,9 @@
             </m:e>
             <m:sub>
               <m:r>
+                <m:rPr>
+                  <m:sty m:val="bi"/>
+                </m:rPr>
                 <w:rPr>
                   <w:rFonts w:ascii="Cambria Math" w:hAnsi="Cambria Math" w:cs="Times New Roman"/>
                   <w:color w:val="1F3864" w:themeColor="accent1" w:themeShade="80"/>
@@ -1843,6 +1840,9 @@
             </m:sub>
           </m:sSub>
           <m:r>
+            <m:rPr>
+              <m:sty m:val="bi"/>
+            </m:rPr>
             <w:rPr>
               <w:rFonts w:ascii="Cambria Math" w:hAnsi="Cambria Math" w:cs="Times New Roman"/>
               <w:color w:val="1F3864" w:themeColor="accent1" w:themeShade="80"/>
@@ -1856,6 +1856,7 @@
               <m:ctrlPr>
                 <w:rPr>
                   <w:rFonts w:ascii="Cambria Math" w:hAnsi="Cambria Math" w:cs="Times New Roman"/>
+                  <w:b/>
                   <w:i/>
                   <w:color w:val="1F3864" w:themeColor="accent1" w:themeShade="80"/>
                   <w:sz w:val="36"/>
@@ -1865,6 +1866,9 @@
             </m:sSubPr>
             <m:e>
               <m:r>
+                <m:rPr>
+                  <m:sty m:val="bi"/>
+                </m:rPr>
                 <w:rPr>
                   <w:rFonts w:ascii="Cambria Math" w:hAnsi="Cambria Math" w:cs="Times New Roman"/>
                   <w:color w:val="1F3864" w:themeColor="accent1" w:themeShade="80"/>
@@ -1876,6 +1880,9 @@
             </m:e>
             <m:sub>
               <m:r>
+                <m:rPr>
+                  <m:sty m:val="bi"/>
+                </m:rPr>
                 <w:rPr>
                   <w:rFonts w:ascii="Cambria Math" w:hAnsi="Cambria Math" w:cs="Times New Roman"/>
                   <w:color w:val="1F3864" w:themeColor="accent1" w:themeShade="80"/>
@@ -1887,6 +1894,9 @@
             </m:sub>
           </m:sSub>
           <m:r>
+            <m:rPr>
+              <m:sty m:val="bi"/>
+            </m:rPr>
             <w:rPr>
               <w:rFonts w:ascii="Cambria Math" w:hAnsi="Cambria Math" w:cs="Times New Roman"/>
               <w:color w:val="1F3864" w:themeColor="accent1" w:themeShade="80"/>
@@ -1900,6 +1910,7 @@
               <m:ctrlPr>
                 <w:rPr>
                   <w:rFonts w:ascii="Cambria Math" w:hAnsi="Cambria Math" w:cs="Times New Roman"/>
+                  <w:b/>
                   <w:i/>
                   <w:color w:val="1F3864" w:themeColor="accent1" w:themeShade="80"/>
                   <w:sz w:val="36"/>
@@ -1909,6 +1920,9 @@
             </m:sSubPr>
             <m:e>
               <m:r>
+                <m:rPr>
+                  <m:sty m:val="bi"/>
+                </m:rPr>
                 <w:rPr>
                   <w:rFonts w:ascii="Cambria Math" w:hAnsi="Cambria Math" w:cs="Times New Roman"/>
                   <w:color w:val="1F3864" w:themeColor="accent1" w:themeShade="80"/>
@@ -1920,6 +1934,9 @@
             </m:e>
             <m:sub>
               <m:r>
+                <m:rPr>
+                  <m:sty m:val="bi"/>
+                </m:rPr>
                 <w:rPr>
                   <w:rFonts w:ascii="Cambria Math" w:hAnsi="Cambria Math" w:cs="Times New Roman"/>
                   <w:color w:val="1F3864" w:themeColor="accent1" w:themeShade="80"/>
@@ -1939,7 +1956,7 @@
         <w:ind w:firstLine="708"/>
         <w:jc w:val="both"/>
         <w:rPr>
-          <w:rFonts w:ascii="Times New Roman" w:eastAsiaTheme="minorEastAsia" w:hAnsi="Times New Roman" w:cs="Times New Roman"/>
+          <w:rFonts w:ascii="Times New Roman" w:hAnsi="Times New Roman" w:cs="Times New Roman"/>
           <w:color w:val="1F3864" w:themeColor="accent1" w:themeShade="80"/>
           <w:sz w:val="36"/>
           <w:szCs w:val="36"/>
@@ -1962,10 +1979,10 @@
               <wp:anchor distT="0" distB="0" distL="114300" distR="114300" simplePos="0" relativeHeight="251701248" behindDoc="0" locked="0" layoutInCell="1" allowOverlap="1" wp14:anchorId="4646B9E0" wp14:editId="2255A250">
                 <wp:simplePos x="0" y="0"/>
                 <wp:positionH relativeFrom="margin">
-                  <wp:align>left</wp:align>
+                  <wp:posOffset>-133985</wp:posOffset>
                 </wp:positionH>
                 <wp:positionV relativeFrom="paragraph">
-                  <wp:posOffset>324485</wp:posOffset>
+                  <wp:posOffset>538480</wp:posOffset>
                 </wp:positionV>
                 <wp:extent cx="6865620" cy="553720"/>
                 <wp:effectExtent l="0" t="0" r="0" b="7620"/>
@@ -2030,7 +2047,11 @@
           </mc:Choice>
           <mc:Fallback>
             <w:pict>
-              <v:shape w14:anchorId="4646B9E0" id="_x0000_s1029" type="#_x0000_t202" style="position:absolute;left:0;text-align:left;margin-left:0;margin-top:25.55pt;width:540.6pt;height:43.6pt;z-index:251701248;visibility:visible;mso-wrap-style:square;mso-width-percent:0;mso-wrap-distance-left:9pt;mso-wrap-distance-top:0;mso-wrap-distance-right:9pt;mso-wrap-distance-bottom:0;mso-position-horizontal:left;mso-position-horizontal-relative:margin;mso-position-vertical:absolute;mso-position-vertical-relative:text;mso-width-percent:0;mso-width-relative:margin;v-text-anchor:top" o:gfxdata="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" fillcolor="#b4c6e7 [1300]" stroked="f">
+              <v:shapetype w14:anchorId="4646B9E0" id="_x0000_t202" coordsize="21600,21600" o:spt="202" path="m,l,21600r21600,l21600,xe">
+                <v:stroke joinstyle="miter"/>
+                <v:path gradientshapeok="t" o:connecttype="rect"/>
+              </v:shapetype>
+              <v:shape id="_x0000_s1029" type="#_x0000_t202" style="position:absolute;left:0;text-align:left;margin-left:-10.55pt;margin-top:42.4pt;width:540.6pt;height:43.6pt;z-index:251701248;visibility:visible;mso-wrap-style:square;mso-width-percent:0;mso-wrap-distance-left:9pt;mso-wrap-distance-top:0;mso-wrap-distance-right:9pt;mso-wrap-distance-bottom:0;mso-position-horizontal:absolute;mso-position-horizontal-relative:margin;mso-position-vertical:absolute;mso-position-vertical-relative:text;mso-width-percent:0;mso-width-relative:margin;v-text-anchor:top" o:gfxdata="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" fillcolor="#b4c6e7 [1300]" stroked="f">
                 <v:textbox style="mso-fit-shape-to-text:t">
                   <w:txbxContent>
                     <w:p>
@@ -2083,6 +2104,7 @@
           <w:szCs w:val="40"/>
         </w:rPr>
       </w:pPr>
+      <w:bookmarkStart w:id="0" w:name="_GoBack"/>
       <w:r>
         <w:rPr>
           <w:noProof/>
@@ -2092,10 +2114,10 @@
           <wp:anchor distT="0" distB="0" distL="114300" distR="114300" simplePos="0" relativeHeight="251700224" behindDoc="1" locked="0" layoutInCell="1" allowOverlap="1" wp14:anchorId="6F0845FA" wp14:editId="2B7179A3">
             <wp:simplePos x="0" y="0"/>
             <wp:positionH relativeFrom="margin">
-              <wp:posOffset>0</wp:posOffset>
+              <wp:posOffset>-164465</wp:posOffset>
             </wp:positionH>
             <wp:positionV relativeFrom="paragraph">
-              <wp:posOffset>-635</wp:posOffset>
+              <wp:posOffset>237490</wp:posOffset>
             </wp:positionV>
             <wp:extent cx="6892925" cy="4933950"/>
             <wp:effectExtent l="0" t="0" r="3175" b="0"/>
@@ -2154,6 +2176,7 @@
           </wp:anchor>
         </w:drawing>
       </w:r>
+      <w:bookmarkEnd w:id="0"/>
       <w:r>
         <w:rPr>
           <w:rFonts w:ascii="Times New Roman" w:hAnsi="Times New Roman" w:cs="Times New Roman"/>
@@ -2194,27 +2217,7 @@
           <w:sz w:val="48"/>
           <w:szCs w:val="48"/>
         </w:rPr>
-        <w:t xml:space="preserve"> 1</w:t>
-      </w:r>
-      <w:r>
-        <w:rPr>
-          <w:rFonts w:ascii="Times New Roman" w:hAnsi="Times New Roman" w:cs="Times New Roman"/>
-          <w:b/>
-          <w:color w:val="1F3864" w:themeColor="accent1" w:themeShade="80"/>
-          <w:sz w:val="48"/>
-          <w:szCs w:val="48"/>
-        </w:rPr>
-        <w:t>1</w:t>
-      </w:r>
-      <w:r>
-        <w:rPr>
-          <w:rFonts w:ascii="Times New Roman" w:hAnsi="Times New Roman" w:cs="Times New Roman"/>
-          <w:b/>
-          <w:color w:val="1F3864" w:themeColor="accent1" w:themeShade="80"/>
-          <w:sz w:val="48"/>
-          <w:szCs w:val="48"/>
-        </w:rPr>
-        <w:t>, ОГЭ</w:t>
+        <w:t xml:space="preserve"> 11, ОГЭ</w:t>
       </w:r>
       <w:r>
         <w:rPr>
@@ -2277,126 +2280,10 @@
           <w:szCs w:val="40"/>
         </w:rPr>
       </w:pPr>
-      <w:r>
-        <w:rPr>
-          <w:rFonts w:ascii="Times New Roman" w:hAnsi="Times New Roman" w:cs="Times New Roman"/>
-          <w:b/>
-          <w:i/>
-          <w:noProof/>
-          <w:color w:val="1F3864" w:themeColor="accent1" w:themeShade="80"/>
-          <w:sz w:val="36"/>
-          <w:szCs w:val="36"/>
-          <w:lang w:eastAsia="ru-RU"/>
-        </w:rPr>
-        <mc:AlternateContent>
-          <mc:Choice Requires="wps">
-            <w:drawing>
-              <wp:anchor distT="0" distB="0" distL="114300" distR="114300" simplePos="0" relativeHeight="251703296" behindDoc="0" locked="0" layoutInCell="1" allowOverlap="1" wp14:anchorId="36BD9D7C" wp14:editId="234F702C">
-                <wp:simplePos x="0" y="0"/>
-                <wp:positionH relativeFrom="margin">
-                  <wp:align>left</wp:align>
-                </wp:positionH>
-                <wp:positionV relativeFrom="paragraph">
-                  <wp:posOffset>20955</wp:posOffset>
-                </wp:positionV>
-                <wp:extent cx="6865620" cy="553720"/>
-                <wp:effectExtent l="0" t="0" r="0" b="7620"/>
-                <wp:wrapNone/>
-                <wp:docPr id="29" name="TextBox 3"/>
-                <wp:cNvGraphicFramePr/>
-                <a:graphic xmlns:a="http://schemas.openxmlformats.org/drawingml/2006/main">
-                  <a:graphicData uri="http://schemas.microsoft.com/office/word/2010/wordprocessingShape">
-                    <wps:wsp>
-                      <wps:cNvSpPr txBox="1"/>
-                      <wps:spPr>
-                        <a:xfrm>
-                          <a:off x="0" y="0"/>
-                          <a:ext cx="6865620" cy="553720"/>
-                        </a:xfrm>
-                        <a:prstGeom prst="rect">
-                          <a:avLst/>
-                        </a:prstGeom>
-                        <a:solidFill>
-                          <a:schemeClr val="accent1">
-                            <a:lumMod val="40000"/>
-                            <a:lumOff val="60000"/>
-                          </a:schemeClr>
-                        </a:solidFill>
-                      </wps:spPr>
-                      <wps:txbx>
-                        <w:txbxContent>
-                          <w:p>
-                            <w:pPr>
-                              <w:pStyle w:val="a3"/>
-                              <w:spacing w:before="0" w:beforeAutospacing="0" w:after="0" w:afterAutospacing="0"/>
-                              <w:jc w:val="center"/>
-                              <w:rPr>
-                                <w:sz w:val="36"/>
-                                <w:szCs w:val="36"/>
-                              </w:rPr>
-                            </w:pPr>
-                            <w:r>
-                              <w:rPr>
-                                <w:b/>
-                                <w:i/>
-                                <w:color w:val="1F3864" w:themeColor="accent1" w:themeShade="80"/>
-                                <w:sz w:val="36"/>
-                                <w:szCs w:val="36"/>
-                              </w:rPr>
-                              <w:t>Решение</w:t>
-                            </w:r>
-                          </w:p>
-                        </w:txbxContent>
-                      </wps:txbx>
-                      <wps:bodyPr wrap="square" rtlCol="0">
-                        <a:spAutoFit/>
-                      </wps:bodyPr>
-                    </wps:wsp>
-                  </a:graphicData>
-                </a:graphic>
-                <wp14:sizeRelH relativeFrom="margin">
-                  <wp14:pctWidth>0</wp14:pctWidth>
-                </wp14:sizeRelH>
-              </wp:anchor>
-            </w:drawing>
-          </mc:Choice>
-          <mc:Fallback>
-            <w:pict>
-              <v:shape w14:anchorId="36BD9D7C" id="_x0000_s1030" type="#_x0000_t202" style="position:absolute;left:0;text-align:left;margin-left:0;margin-top:1.65pt;width:540.6pt;height:43.6pt;z-index:251703296;visibility:visible;mso-wrap-style:square;mso-width-percent:0;mso-wrap-distance-left:9pt;mso-wrap-distance-top:0;mso-wrap-distance-right:9pt;mso-wrap-distance-bottom:0;mso-position-horizontal:left;mso-position-horizontal-relative:margin;mso-position-vertical:absolute;mso-position-vertical-relative:text;mso-width-percent:0;mso-width-relative:margin;v-text-anchor:top" o:gfxdata="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" fillcolor="#b4c6e7 [1300]" stroked="f">
-                <v:textbox style="mso-fit-shape-to-text:t">
-                  <w:txbxContent>
-                    <w:p>
-                      <w:pPr>
-                        <w:pStyle w:val="a3"/>
-                        <w:spacing w:before="0" w:beforeAutospacing="0" w:after="0" w:afterAutospacing="0"/>
-                        <w:jc w:val="center"/>
-                        <w:rPr>
-                          <w:sz w:val="36"/>
-                          <w:szCs w:val="36"/>
-                        </w:rPr>
-                      </w:pPr>
-                      <w:r>
-                        <w:rPr>
-                          <w:b/>
-                          <w:i/>
-                          <w:color w:val="1F3864" w:themeColor="accent1" w:themeShade="80"/>
-                          <w:sz w:val="36"/>
-                          <w:szCs w:val="36"/>
-                        </w:rPr>
-                        <w:t>Решение</w:t>
-                      </w:r>
-                    </w:p>
-                  </w:txbxContent>
-                </v:textbox>
-                <w10:wrap anchorx="margin"/>
-              </v:shape>
-            </w:pict>
-          </mc:Fallback>
-        </mc:AlternateContent>
-      </w:r>
-    </w:p>
-    <w:p>
-      <w:pPr>
+    </w:p>
+    <w:p>
+      <w:pPr>
+        <w:jc w:val="center"/>
         <w:rPr>
           <w:rFonts w:ascii="Times New Roman" w:hAnsi="Times New Roman" w:cs="Times New Roman"/>
           <w:sz w:val="40"/>
@@ -2406,43 +2293,6 @@
     </w:p>
     <w:p>
       <w:pPr>
-        <w:tabs>
-          <w:tab w:val="left" w:pos="2472"/>
-        </w:tabs>
-        <w:rPr>
-          <w:rFonts w:ascii="Times New Roman" w:hAnsi="Times New Roman" w:cs="Times New Roman"/>
-          <w:sz w:val="40"/>
-          <w:szCs w:val="40"/>
-        </w:rPr>
-      </w:pPr>
-      <w:r>
-        <w:rPr>
-          <w:rFonts w:ascii="Times New Roman" w:hAnsi="Times New Roman" w:cs="Times New Roman"/>
-          <w:sz w:val="40"/>
-          <w:szCs w:val="40"/>
-        </w:rPr>
-        <w:tab/>
-      </w:r>
-    </w:p>
-    <w:p>
-      <w:pPr>
-        <w:rPr>
-          <w:rFonts w:ascii="Times New Roman" w:hAnsi="Times New Roman" w:cs="Times New Roman"/>
-          <w:sz w:val="40"/>
-          <w:szCs w:val="40"/>
-        </w:rPr>
-      </w:pPr>
-      <w:r>
-        <w:rPr>
-          <w:rFonts w:ascii="Times New Roman" w:hAnsi="Times New Roman" w:cs="Times New Roman"/>
-          <w:sz w:val="40"/>
-          <w:szCs w:val="40"/>
-        </w:rPr>
-        <w:br w:type="page"/>
-      </w:r>
-    </w:p>
-    <w:p>
-      <w:pPr>
         <w:rPr>
           <w:rFonts w:ascii="Times New Roman" w:hAnsi="Times New Roman" w:cs="Times New Roman"/>
           <w:color w:val="1F3864" w:themeColor="accent1" w:themeShade="80"/>
@@ -2458,7 +2308,6 @@
           <w:sz w:val="48"/>
           <w:szCs w:val="48"/>
         </w:rPr>
-        <w:lastRenderedPageBreak/>
         <w:t>Задание №</w:t>
       </w:r>
       <w:r>
@@ -2469,27 +2318,7 @@
           <w:sz w:val="48"/>
           <w:szCs w:val="48"/>
         </w:rPr>
-        <w:t xml:space="preserve"> 1</w:t>
-      </w:r>
-      <w:r>
-        <w:rPr>
-          <w:rFonts w:ascii="Times New Roman" w:hAnsi="Times New Roman" w:cs="Times New Roman"/>
-          <w:b/>
-          <w:color w:val="1F3864" w:themeColor="accent1" w:themeShade="80"/>
-          <w:sz w:val="48"/>
-          <w:szCs w:val="48"/>
-        </w:rPr>
-        <w:t>2</w:t>
-      </w:r>
-      <w:r>
-        <w:rPr>
-          <w:rFonts w:ascii="Times New Roman" w:hAnsi="Times New Roman" w:cs="Times New Roman"/>
-          <w:b/>
-          <w:color w:val="1F3864" w:themeColor="accent1" w:themeShade="80"/>
-          <w:sz w:val="48"/>
-          <w:szCs w:val="48"/>
-        </w:rPr>
-        <w:t>, ОГЭ</w:t>
+        <w:t xml:space="preserve"> 12, ОГЭ</w:t>
       </w:r>
       <w:r>
         <w:rPr>
@@ -2574,8 +2403,6 @@
         </w:rPr>
         <w:t>? В ответе укажите только число.</w:t>
       </w:r>
-      <w:bookmarkStart w:id="0" w:name="_GoBack"/>
-      <w:bookmarkEnd w:id="0"/>
     </w:p>
     <w:p>
       <w:pPr>
@@ -2586,123 +2413,6 @@
           <w:szCs w:val="40"/>
         </w:rPr>
       </w:pPr>
-      <w:r>
-        <w:rPr>
-          <w:rFonts w:ascii="Times New Roman" w:hAnsi="Times New Roman" w:cs="Times New Roman"/>
-          <w:b/>
-          <w:i/>
-          <w:noProof/>
-          <w:color w:val="1F3864" w:themeColor="accent1" w:themeShade="80"/>
-          <w:sz w:val="36"/>
-          <w:szCs w:val="36"/>
-          <w:lang w:eastAsia="ru-RU"/>
-        </w:rPr>
-        <mc:AlternateContent>
-          <mc:Choice Requires="wps">
-            <w:drawing>
-              <wp:anchor distT="0" distB="0" distL="114300" distR="114300" simplePos="0" relativeHeight="251705344" behindDoc="0" locked="0" layoutInCell="1" allowOverlap="1" wp14:anchorId="57D70266" wp14:editId="6E83F04C">
-                <wp:simplePos x="0" y="0"/>
-                <wp:positionH relativeFrom="margin">
-                  <wp:align>left</wp:align>
-                </wp:positionH>
-                <wp:positionV relativeFrom="paragraph">
-                  <wp:posOffset>20955</wp:posOffset>
-                </wp:positionV>
-                <wp:extent cx="6865620" cy="553720"/>
-                <wp:effectExtent l="0" t="0" r="0" b="7620"/>
-                <wp:wrapNone/>
-                <wp:docPr id="30" name="TextBox 3"/>
-                <wp:cNvGraphicFramePr/>
-                <a:graphic xmlns:a="http://schemas.openxmlformats.org/drawingml/2006/main">
-                  <a:graphicData uri="http://schemas.microsoft.com/office/word/2010/wordprocessingShape">
-                    <wps:wsp>
-                      <wps:cNvSpPr txBox="1"/>
-                      <wps:spPr>
-                        <a:xfrm>
-                          <a:off x="0" y="0"/>
-                          <a:ext cx="6865620" cy="553720"/>
-                        </a:xfrm>
-                        <a:prstGeom prst="rect">
-                          <a:avLst/>
-                        </a:prstGeom>
-                        <a:solidFill>
-                          <a:schemeClr val="accent1">
-                            <a:lumMod val="40000"/>
-                            <a:lumOff val="60000"/>
-                          </a:schemeClr>
-                        </a:solidFill>
-                      </wps:spPr>
-                      <wps:txbx>
-                        <w:txbxContent>
-                          <w:p>
-                            <w:pPr>
-                              <w:pStyle w:val="a3"/>
-                              <w:spacing w:before="0" w:beforeAutospacing="0" w:after="0" w:afterAutospacing="0"/>
-                              <w:jc w:val="center"/>
-                              <w:rPr>
-                                <w:sz w:val="36"/>
-                                <w:szCs w:val="36"/>
-                              </w:rPr>
-                            </w:pPr>
-                            <w:r>
-                              <w:rPr>
-                                <w:b/>
-                                <w:i/>
-                                <w:color w:val="1F3864" w:themeColor="accent1" w:themeShade="80"/>
-                                <w:sz w:val="36"/>
-                                <w:szCs w:val="36"/>
-                              </w:rPr>
-                              <w:t>Решение</w:t>
-                            </w:r>
-                          </w:p>
-                        </w:txbxContent>
-                      </wps:txbx>
-                      <wps:bodyPr wrap="square" rtlCol="0">
-                        <a:spAutoFit/>
-                      </wps:bodyPr>
-                    </wps:wsp>
-                  </a:graphicData>
-                </a:graphic>
-                <wp14:sizeRelH relativeFrom="margin">
-                  <wp14:pctWidth>0</wp14:pctWidth>
-                </wp14:sizeRelH>
-              </wp:anchor>
-            </w:drawing>
-          </mc:Choice>
-          <mc:Fallback>
-            <w:pict>
-              <v:shape w14:anchorId="57D70266" id="_x0000_s1031" type="#_x0000_t202" style="position:absolute;left:0;text-align:left;margin-left:0;margin-top:1.65pt;width:540.6pt;height:43.6pt;z-index:251705344;visibility:visible;mso-wrap-style:square;mso-width-percent:0;mso-wrap-distance-left:9pt;mso-wrap-distance-top:0;mso-wrap-distance-right:9pt;mso-wrap-distance-bottom:0;mso-position-horizontal:left;mso-position-horizontal-relative:margin;mso-position-vertical:absolute;mso-position-vertical-relative:text;mso-width-percent:0;mso-width-relative:margin;v-text-anchor:top" o:gfxdata="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" fillcolor="#b4c6e7 [1300]" stroked="f">
-                <v:textbox style="mso-fit-shape-to-text:t">
-                  <w:txbxContent>
-                    <w:p>
-                      <w:pPr>
-                        <w:pStyle w:val="a3"/>
-                        <w:spacing w:before="0" w:beforeAutospacing="0" w:after="0" w:afterAutospacing="0"/>
-                        <w:jc w:val="center"/>
-                        <w:rPr>
-                          <w:sz w:val="36"/>
-                          <w:szCs w:val="36"/>
-                        </w:rPr>
-                      </w:pPr>
-                      <w:r>
-                        <w:rPr>
-                          <w:b/>
-                          <w:i/>
-                          <w:color w:val="1F3864" w:themeColor="accent1" w:themeShade="80"/>
-                          <w:sz w:val="36"/>
-                          <w:szCs w:val="36"/>
-                        </w:rPr>
-                        <w:t>Решение</w:t>
-                      </w:r>
-                    </w:p>
-                  </w:txbxContent>
-                </v:textbox>
-                <w10:wrap anchorx="margin"/>
-              </v:shape>
-            </w:pict>
-          </mc:Fallback>
-        </mc:AlternateContent>
-      </w:r>
     </w:p>
     <w:sectPr>
       <w:headerReference w:type="default" r:id="rId8"/>
@@ -2716,7 +2426,7 @@
 </file>
 
 <file path=word/endnotes.xml><?xml version="1.0" encoding="utf-8"?>
-<w:endnotes xmlns:wpc="http://schemas.microsoft.com/office/word/2010/wordprocessingCanvas" xmlns:cx="http://schemas.microsoft.com/office/drawing/2014/chartex" xmlns:mc="http://schemas.openxmlformats.org/markup-compatibility/2006" xmlns:o="urn:schemas-microsoft-com:office:office" xmlns:r="http://schemas.openxmlformats.org/officeDocument/2006/relationships" xmlns:m="http://schemas.openxmlformats.org/officeDocument/2006/math" xmlns:v="urn:schemas-microsoft-com:vml" xmlns:wp14="http://schemas.microsoft.com/office/word/2010/wordprocessingDrawing" xmlns:wp="http://schemas.openxmlformats.org/drawingml/2006/wordprocessingDrawing" xmlns:w10="urn:schemas-microsoft-com:office:word" xmlns:w="http://schemas.openxmlformats.org/wordprocessingml/2006/main" xmlns:w14="http://schemas.microsoft.com/office/word/2010/wordml" xmlns:w15="http://schemas.microsoft.com/office/word/2012/wordml" xmlns:w16se="http://schemas.microsoft.com/office/word/2015/wordml/symex" xmlns:wpg="http://schemas.microsoft.com/office/word/2010/wordprocessingGroup" xmlns:wpi="http://schemas.microsoft.com/office/word/2010/wordprocessingInk" xmlns:wne="http://schemas.microsoft.com/office/word/2006/wordml" xmlns:wps="http://schemas.microsoft.com/office/word/2010/wordprocessingShape" mc:Ignorable="w14 w15 w16se wp14">
+<w:endnotes xmlns:wpc="http://schemas.microsoft.com/office/word/2010/wordprocessingCanvas" xmlns:cx="http://schemas.microsoft.com/office/drawing/2014/chartex" xmlns:cx1="http://schemas.microsoft.com/office/drawing/2015/9/8/chartex" xmlns:mc="http://schemas.openxmlformats.org/markup-compatibility/2006" xmlns:o="urn:schemas-microsoft-com:office:office" xmlns:r="http://schemas.openxmlformats.org/officeDocument/2006/relationships" xmlns:m="http://schemas.openxmlformats.org/officeDocument/2006/math" xmlns:v="urn:schemas-microsoft-com:vml" xmlns:wp14="http://schemas.microsoft.com/office/word/2010/wordprocessingDrawing" xmlns:wp="http://schemas.openxmlformats.org/drawingml/2006/wordprocessingDrawing" xmlns:w10="urn:schemas-microsoft-com:office:word" xmlns:w="http://schemas.openxmlformats.org/wordprocessingml/2006/main" xmlns:w14="http://schemas.microsoft.com/office/word/2010/wordml" xmlns:w15="http://schemas.microsoft.com/office/word/2012/wordml" xmlns:w16se="http://schemas.microsoft.com/office/word/2015/wordml/symex" xmlns:wpg="http://schemas.microsoft.com/office/word/2010/wordprocessingGroup" xmlns:wpi="http://schemas.microsoft.com/office/word/2010/wordprocessingInk" xmlns:wne="http://schemas.microsoft.com/office/word/2006/wordml" xmlns:wps="http://schemas.microsoft.com/office/word/2010/wordprocessingShape" mc:Ignorable="w14 w15 w16se wp14">
   <w:endnote w:type="separator" w:id="-1">
     <w:p>
       <w:pPr>
@@ -2741,7 +2451,7 @@
 </file>
 
 <file path=word/footnotes.xml><?xml version="1.0" encoding="utf-8"?>
-<w:footnotes xmlns:wpc="http://schemas.microsoft.com/office/word/2010/wordprocessingCanvas" xmlns:cx="http://schemas.microsoft.com/office/drawing/2014/chartex" xmlns:mc="http://schemas.openxmlformats.org/markup-compatibility/2006" xmlns:o="urn:schemas-microsoft-com:office:office" xmlns:r="http://schemas.openxmlformats.org/officeDocument/2006/relationships" xmlns:m="http://schemas.openxmlformats.org/officeDocument/2006/math" xmlns:v="urn:schemas-microsoft-com:vml" xmlns:wp14="http://schemas.microsoft.com/office/word/2010/wordprocessingDrawing" xmlns:wp="http://schemas.openxmlformats.org/drawingml/2006/wordprocessingDrawing" xmlns:w10="urn:schemas-microsoft-com:office:word" xmlns:w="http://schemas.openxmlformats.org/wordprocessingml/2006/main" xmlns:w14="http://schemas.microsoft.com/office/word/2010/wordml" xmlns:w15="http://schemas.microsoft.com/office/word/2012/wordml" xmlns:w16se="http://schemas.microsoft.com/office/word/2015/wordml/symex" xmlns:wpg="http://schemas.microsoft.com/office/word/2010/wordprocessingGroup" xmlns:wpi="http://schemas.microsoft.com/office/word/2010/wordprocessingInk" xmlns:wne="http://schemas.microsoft.com/office/word/2006/wordml" xmlns:wps="http://schemas.microsoft.com/office/word/2010/wordprocessingShape" mc:Ignorable="w14 w15 w16se wp14">
+<w:footnotes xmlns:wpc="http://schemas.microsoft.com/office/word/2010/wordprocessingCanvas" xmlns:cx="http://schemas.microsoft.com/office/drawing/2014/chartex" xmlns:cx1="http://schemas.microsoft.com/office/drawing/2015/9/8/chartex" xmlns:mc="http://schemas.openxmlformats.org/markup-compatibility/2006" xmlns:o="urn:schemas-microsoft-com:office:office" xmlns:r="http://schemas.openxmlformats.org/officeDocument/2006/relationships" xmlns:m="http://schemas.openxmlformats.org/officeDocument/2006/math" xmlns:v="urn:schemas-microsoft-com:vml" xmlns:wp14="http://schemas.microsoft.com/office/word/2010/wordprocessingDrawing" xmlns:wp="http://schemas.openxmlformats.org/drawingml/2006/wordprocessingDrawing" xmlns:w10="urn:schemas-microsoft-com:office:word" xmlns:w="http://schemas.openxmlformats.org/wordprocessingml/2006/main" xmlns:w14="http://schemas.microsoft.com/office/word/2010/wordml" xmlns:w15="http://schemas.microsoft.com/office/word/2012/wordml" xmlns:w16se="http://schemas.microsoft.com/office/word/2015/wordml/symex" xmlns:wpg="http://schemas.microsoft.com/office/word/2010/wordprocessingGroup" xmlns:wpi="http://schemas.microsoft.com/office/word/2010/wordprocessingInk" xmlns:wne="http://schemas.microsoft.com/office/word/2006/wordml" xmlns:wps="http://schemas.microsoft.com/office/word/2010/wordprocessingShape" mc:Ignorable="w14 w15 w16se wp14">
   <w:footnote w:type="separator" w:id="-1">
     <w:p>
       <w:pPr>
@@ -2766,7 +2476,7 @@
 </file>
 
 <file path=word/header1.xml><?xml version="1.0" encoding="utf-8"?>
-<w:hdr xmlns:wpc="http://schemas.microsoft.com/office/word/2010/wordprocessingCanvas" xmlns:cx="http://schemas.microsoft.com/office/drawing/2014/chartex" xmlns:mc="http://schemas.openxmlformats.org/markup-compatibility/2006" xmlns:o="urn:schemas-microsoft-com:office:office" xmlns:r="http://schemas.openxmlformats.org/officeDocument/2006/relationships" xmlns:m="http://schemas.openxmlformats.org/officeDocument/2006/math" xmlns:v="urn:schemas-microsoft-com:vml" xmlns:wp14="http://schemas.microsoft.com/office/word/2010/wordprocessingDrawing" xmlns:wp="http://schemas.openxmlformats.org/drawingml/2006/wordprocessingDrawing" xmlns:w10="urn:schemas-microsoft-com:office:word" xmlns:w="http://schemas.openxmlformats.org/wordprocessingml/2006/main" xmlns:w14="http://schemas.microsoft.com/office/word/2010/wordml" xmlns:w15="http://schemas.microsoft.com/office/word/2012/wordml" xmlns:w16se="http://schemas.microsoft.com/office/word/2015/wordml/symex" xmlns:wpg="http://schemas.microsoft.com/office/word/2010/wordprocessingGroup" xmlns:wpi="http://schemas.microsoft.com/office/word/2010/wordprocessingInk" xmlns:wne="http://schemas.microsoft.com/office/word/2006/wordml" xmlns:wps="http://schemas.microsoft.com/office/word/2010/wordprocessingShape" mc:Ignorable="w14 w15 w16se wp14">
+<w:hdr xmlns:wpc="http://schemas.microsoft.com/office/word/2010/wordprocessingCanvas" xmlns:cx="http://schemas.microsoft.com/office/drawing/2014/chartex" xmlns:cx1="http://schemas.microsoft.com/office/drawing/2015/9/8/chartex" xmlns:mc="http://schemas.openxmlformats.org/markup-compatibility/2006" xmlns:o="urn:schemas-microsoft-com:office:office" xmlns:r="http://schemas.openxmlformats.org/officeDocument/2006/relationships" xmlns:m="http://schemas.openxmlformats.org/officeDocument/2006/math" xmlns:v="urn:schemas-microsoft-com:vml" xmlns:wp14="http://schemas.microsoft.com/office/word/2010/wordprocessingDrawing" xmlns:wp="http://schemas.openxmlformats.org/drawingml/2006/wordprocessingDrawing" xmlns:w10="urn:schemas-microsoft-com:office:word" xmlns:w="http://schemas.openxmlformats.org/wordprocessingml/2006/main" xmlns:w14="http://schemas.microsoft.com/office/word/2010/wordml" xmlns:w15="http://schemas.microsoft.com/office/word/2012/wordml" xmlns:w16se="http://schemas.microsoft.com/office/word/2015/wordml/symex" xmlns:wpg="http://schemas.microsoft.com/office/word/2010/wordprocessingGroup" xmlns:wpi="http://schemas.microsoft.com/office/word/2010/wordprocessingInk" xmlns:wne="http://schemas.microsoft.com/office/word/2006/wordml" xmlns:wps="http://schemas.microsoft.com/office/word/2010/wordprocessingShape" mc:Ignorable="w14 w15 w16se wp14">
   <w:p>
     <w:pPr>
       <w:pStyle w:val="a4"/>
